--- a/DC-10/Auto_Flight_and_FCC.docx
+++ b/DC-10/Auto_Flight_and_FCC.docx
@@ -120,7 +120,7 @@
           <w:sz w:val="24"/>
           <w:szCs w:val="24"/>
         </w:rPr>
-        <w:t>7/14/2025</w:t>
+        <w:t>3/6/2026</w:t>
       </w:r>
       <w:r>
         <w:rPr>
@@ -1732,7 +1732,7 @@
         <w:t xml:space="preserve"> </w:t>
       </w:r>
       <w:r>
-        <w:t>The system is capable of automatically flying the aircraft from shortly after liftoff, to touchdown and rollout.</w:t>
+        <w:t>The system is capable of automatically flying the aircraft from shortly after liftoff to touchdown and rollout.</w:t>
       </w:r>
     </w:p>
     <w:p>
@@ -5790,13 +5790,7 @@
         <w:t xml:space="preserve">Knobs 7, 10, and 17 are multi-function knobs. A mouse or trackpad with a scroll wheel is required to use them. </w:t>
       </w:r>
       <w:r>
-        <w:t>The</w:t>
-      </w:r>
-      <w:r>
-        <w:t xml:space="preserve"> </w:t>
-      </w:r>
-      <w:r>
-        <w:t>2D panel version includes + and – clickspots for use if no scrolling is available on your device.</w:t>
+        <w:t>The 2D panel version includes + and – clickspots for use if no scrolling is available on your device.</w:t>
       </w:r>
     </w:p>
     <w:p>
@@ -6062,13 +6056,8 @@
       </w:r>
       <w:r>
         <w:br/>
-        <w:t xml:space="preserve">Pull: Sets the ATS to SPD mode. If the vertical mode is IAS, MACH, TAKE OFF, or G/A, it will revert to VERT SPD or ALT HOLD. SPD mode will not engage if the TCI is set to </w:t>
-      </w:r>
-      <w:proofErr w:type="spellStart"/>
-      <w:r>
-        <w:t>TO</w:t>
-      </w:r>
-      <w:proofErr w:type="spellEnd"/>
+        <w:t>Pull: Sets the ATS to SPD mode. If the vertical mode is IAS, MACH, TAKE OFF, or G/A, it will revert to VERT SPD or ALT HOLD. SPD mode will not engage if the TCI is set to TO</w:t>
+      </w:r>
       <w:r>
         <w:t>,</w:t>
       </w:r>
@@ -7542,13 +7531,8 @@
         <w:t>C</w:t>
       </w:r>
       <w:r>
-        <w:t xml:space="preserve">I is set to </w:t>
-      </w:r>
-      <w:proofErr w:type="spellStart"/>
-      <w:r>
-        <w:t>TO</w:t>
-      </w:r>
-      <w:proofErr w:type="spellEnd"/>
+        <w:t>I is set to TO</w:t>
+      </w:r>
       <w:r>
         <w:t xml:space="preserve">, </w:t>
       </w:r>
@@ -7589,7 +7573,13 @@
         </w:numPr>
       </w:pPr>
       <w:r>
-        <w:t>Spool the engines up to approximately 60% N1 (G</w:t>
+        <w:t xml:space="preserve">Spool </w:t>
+      </w:r>
+      <w:r>
+        <w:t xml:space="preserve">up </w:t>
+      </w:r>
+      <w:r>
+        <w:t>the engines to approximately 60% N1 (G</w:t>
       </w:r>
       <w:r>
         <w:t>E</w:t>

--- a/DC-10/Auto_Flight_and_FCC.docx
+++ b/DC-10/Auto_Flight_and_FCC.docx
@@ -120,7 +120,7 @@
           <w:sz w:val="24"/>
           <w:szCs w:val="24"/>
         </w:rPr>
-        <w:t>3/6/2026</w:t>
+        <w:t>4/24/2026</w:t>
       </w:r>
       <w:r>
         <w:rPr>
@@ -7227,6 +7227,12 @@
         <w:t xml:space="preserve"> will flash red. Second press silences the warning.</w:t>
       </w:r>
       <w:r>
+        <w:t xml:space="preserve"> </w:t>
+      </w:r>
+      <w:r>
+        <w:t>The warning will not reset until it has played at least once.</w:t>
+      </w:r>
+      <w:r>
         <w:br/>
       </w:r>
     </w:p>
@@ -7435,7 +7441,13 @@
         <w:t>is strongly discouraged.</w:t>
       </w:r>
       <w:r>
-        <w:t xml:space="preserve"> CWS is a parallel function and thus its inputs are visible by yoke movement.</w:t>
+        <w:t xml:space="preserve"> CWS is a parallel function and thus its inputs are visible by </w:t>
+      </w:r>
+      <w:r>
+        <w:t>control wheel</w:t>
+      </w:r>
+      <w:r>
+        <w:t xml:space="preserve"> movement.</w:t>
       </w:r>
     </w:p>
     <w:p/>
@@ -8123,6 +8135,12 @@
       </w:r>
       <w:r>
         <w:t xml:space="preserve"> disconnect button again.</w:t>
+      </w:r>
+      <w:r>
+        <w:t xml:space="preserve"> </w:t>
+      </w:r>
+      <w:r>
+        <w:t>The warning will not reset until it has played at least once.</w:t>
       </w:r>
     </w:p>
     <w:p>
